--- a/PorslineClone.Api/FormWordExports/85e65953ba6c4f628e167b5a63666691/امین_شریفی_پور_1292852402.docx
+++ b/PorslineClone.Api/FormWordExports/85e65953ba6c4f628e167b5a63666691/امین_شریفی_پور_1292852402.docx
@@ -930,7 +930,7 @@
                           <pic:cNvPicPr/>
                         </pic:nvPicPr>
                         <pic:blipFill>
-                          <a:blip r:embed="Rad742a6f0acb4d49" cstate="print"/>
+                          <a:blip r:embed="Rfd6906070ecf4d38" cstate="print"/>
                           <a:stretch>
                             <a:fillRect/>
                           </a:stretch>
@@ -1805,7 +1805,7 @@
                 <w:rFonts w:ascii="Times New Roman"/>
                 <w:sz w:val="18"/>
               </w:rPr>
-              <w:t>{{mobile}}</w:t>
+              <w:t xml:space="preserve"/>
             </w:r>
           </w:p>
         </w:tc>
